--- a/spa/docx/40.content.docx
+++ b/spa/docx/40.content.docx
@@ -28,22 +28,6 @@
       </w:r>
     </w:p>
     <w:p>
-      <w:pPr>
-        <w:pStyle w:val="Heading2"/>
-      </w:pPr>
-      <w:r>
-        <w:rPr>
-          <w:lang w:val="es_ES" w:bidi="es_ES"/>
-        </w:rPr>
-        <w:t>License Information</w:t>
-      </w:r>
-      <w:r>
-        <w:rPr>
-          <w:lang w:val="es_ES" w:bidi="es_ES"/>
-        </w:rPr>
-      </w:r>
-    </w:p>
-    <w:p>
       <w:pPr/>
       <w:r>
         <w:rPr>
@@ -55,86 +39,25 @@
           <w:b/>
           <w:lang w:val="es_ES" w:bidi="es_ES"/>
         </w:rPr>
-        <w:t>Notas de Estudio (Biblica)</w:t>
-      </w:r>
-      <w:r>
-        <w:rPr>
-          <w:lang w:val="es_ES" w:bidi="es_ES"/>
-        </w:rPr>
-        <w:t xml:space="preserve"> (Spanish) is based on</w:t>
-      </w:r>
-      <w:r>
-        <w:rPr>
-          <w:lang w:val="es_ES" w:bidi="es_ES"/>
-        </w:rPr>
-        <w:t xml:space="preserve">: </w:t>
-      </w:r>
-      <w:r>
-        <w:rPr>
-          <w:lang w:val="es_ES" w:bidi="es_ES"/>
-        </w:rPr>
         <w:t>Biblica Study Notes</w:t>
       </w:r>
       <w:r>
         <w:rPr>
           <w:lang w:val="es_ES" w:bidi="es_ES"/>
         </w:rPr>
-        <w:t xml:space="preserve">, </w:t>
-      </w:r>
-      <w:hyperlink r:id="rId13">
-        <w:r>
-          <w:rPr>
-            <w:lang w:val="es_ES" w:bidi="es_ES"/>
-          </w:rPr>
-          <w:rPr>
-            <w:color w:val="0000EE"/>
-            <w:u w:val="single"/>
-          </w:rPr>
-          <w:t>Biblica Inc.</w:t>
-        </w:r>
-      </w:hyperlink>
-      <w:r>
-        <w:rPr>
-          <w:lang w:val="es_ES" w:bidi="es_ES"/>
-        </w:rPr>
-        <w:t xml:space="preserve">, 2023, which is licensed under a </w:t>
-      </w:r>
-      <w:hyperlink r:id="rId14">
-        <w:r>
-          <w:rPr>
-            <w:lang w:val="es_ES" w:bidi="es_ES"/>
-          </w:rPr>
-          <w:rPr>
-            <w:color w:val="0000EE"/>
-            <w:u w:val="single"/>
-          </w:rPr>
-          <w:t>CC BY-SA 4.0 license</w:t>
-        </w:r>
-      </w:hyperlink>
-      <w:r>
-        <w:rPr>
-          <w:lang w:val="es_ES" w:bidi="es_ES"/>
-        </w:rPr>
-        <w:t>.</w:t>
-      </w:r>
-      <w:r>
-        <w:rPr>
-          <w:lang w:val="es_ES" w:bidi="es_ES"/>
-        </w:rPr>
-      </w:r>
-    </w:p>
-    <w:p>
-      <w:pPr/>
-      <w:r>
-        <w:rPr>
-          <w:lang w:val="es_ES" w:bidi="es_ES"/>
-        </w:rPr>
-      </w:r>
-      <w:r>
-        <w:rPr>
-          <w:lang w:val="es_ES" w:bidi="es_ES"/>
-        </w:rPr>
-        <w:t>This PDF version is provided under the same license.</w:t>
+        <w:t xml:space="preserve"> © 2023 Biblica Inc. Released under CC BY-SA 4.0 license. </w:t>
+      </w:r>
+      <w:r>
+        <w:rPr>
+          <w:lang w:val="es_ES" w:bidi="es_ES"/>
+        </w:rPr>
+        <w:t>Biblica Study Notes</w:t>
+      </w:r>
+      <w:r>
+        <w:rPr>
+          <w:lang w:val="es_ES" w:bidi="es_ES"/>
+        </w:rPr>
+        <w:t xml:space="preserve"> has been adapted in the following languages: Tok Pisin, Arabic (عربي), French (Français), Hindi (हिंदी), Indonesian (Bahasa Indonesia), Portuguese (Português), Russian (Русский), Spanish (Español), Swahili (Kiswahili), and Simplified Chinese (简体中文)from Biblica Study Notes © 2023 Biblica Inc. Released under CC BY-SA 4.0 license by Mission Mutual</w:t>
       </w:r>
       <w:r>
         <w:rPr>

--- a/spa/docx/40.content.docx
+++ b/spa/docx/40.content.docx
@@ -116,26 +116,6 @@
           <w:lang w:val="es_ES" w:bidi="es_ES"/>
         </w:rPr>
         <w:t>MAT</w:t>
-      </w:r>
-      <w:r>
-        <w:rPr>
-          <w:lang w:val="es_ES" w:bidi="es_ES"/>
-        </w:rPr>
-      </w:r>
-    </w:p>
-    <w:p>
-      <w:pPr/>
-      <w:r>
-        <w:rPr>
-          <w:lang w:val="es_ES" w:bidi="es_ES"/>
-        </w:rPr>
-      </w:r>
-      <w:r>
-        <w:rPr>
-          <w:i/>
-          <w:lang w:val="es_ES" w:bidi="es_ES"/>
-        </w:rPr>
-        <w:t>Mateo 1:1–17, Mateo 1:18–25, Mateo 2:1–23, Mateo 3:1–12, Mateo 3:13–17, Mateo 4:1–11, Mateo 4:12–17, Mateo 4:18–25, Mateo 5:1–12, Mateo 5:13–20, Mateo 5:21–48, Mateo 6:1–15, Mateo 6:16–34, Mateo 7:1–12, Mateo 7:13–23, Mateo 7:24–29, Mateo 8:1–17, Mateo 8:18–34, Mateo 9:1–17, Mateo 9:18–38, Mateo 10:1–15, Mateo 10:16–42, Mateo 11:1–19, Mateo 11:20–30, Mateo 12:1–14, Mateo 12:15–21, Mateo 12:22–37, Mateo 12:38–50, Mateo 13:1–23, Mateo 13:24–52, Mateo 13:53–14:12, Mateo 14:13–21, Mateo 14:22–36, Mateo 15:1–20, Mateo 15:21–28, Mateo 15:29–39, Mateo 16:1–12, Mateo 16:13–27, Mateo 16:28–17:13, Mateo 17:14–27, Mateo 18:1–11, Mateo 18:12–14, Mateo 18:15–35, Mateo 19:1–15, Mateo 19:16–30, Mateo 20:1–16, Mateo 20:17–34, Mateo 21:1–17, Mateo 21:18–27, Mateo 21:28–46, Mateo 22:1–14, Mateo 22:15–33, Mateo 22:34–46, Mateo 23:1–39, Mateo 24:1–14, Mateo 24:15–51, Mateo 25:1–13, Mateo 25:14–30, Mateo 25:31–46, Mateo 26:1–16, Mateo 26:17–30, Mateo 26:31–46, Mateo 26:47–56, Mateo 26:57–68, Mateo 26:69–75, Mateo 27:1–10, Mateo 27:11–26, Mateo 27:27–44, Mateo 27:45–66, Mateo 28:1–15, Mateo 28:16–20</w:t>
       </w:r>
       <w:r>
         <w:rPr>

--- a/spa/docx/40.content.docx
+++ b/spa/docx/40.content.docx
@@ -19,7 +19,7 @@
         <w:rPr>
           <w:lang w:val="es_ES" w:bidi="es_ES"/>
         </w:rPr>
-        <w:t>Resource: Notas de Estudio (Biblica)</w:t>
+        <w:t>Resource: Biblica Study Notes</w:t>
       </w:r>
       <w:r>
         <w:rPr>
@@ -78,7 +78,7 @@
         <w:rPr>
           <w:lang w:val="es_ES" w:bidi="es_ES"/>
         </w:rPr>
-        <w:t>Notas de Estudio (Biblica)</w:t>
+        <w:t>Biblica Study Notes</w:t>
       </w:r>
     </w:p>
     <w:p>
